--- a/lessons/1-1/downloads/1-1-notes-l0.docx
+++ b/lessons/1-1/downloads/1-1-notes-l0.docx
@@ -1404,6 +1404,1302 @@
           <w:szCs w:val="22"/>
         </w:rPr>
         <w:t xml:space="preserve">In 2³, the small number 3 is the ___ and it shows 2 is multiplied 3 times.</w:t>
+      </w:r>
+    </w:p>
+    <w:p>
+      <w:pPr>
+        <w:pStyle w:val="Heading1"/>
+        <w:pageBreakBefore/>
+        <w:pBdr>
+          <w:bottom w:val="single" w:color="1FA6A2" w:sz="14" w:space="6"/>
+        </w:pBdr>
+        <w:spacing w:after="140" w:before="0"/>
+      </w:pPr>
+      <w:r>
+        <w:rPr>
+          <w:b/>
+          <w:bCs/>
+          <w:color w:val="12355B"/>
+          <w:sz w:val="30"/>
+          <w:szCs w:val="30"/>
+        </w:rPr>
+        <w:t xml:space="preserve">Write About the Math</w:t>
+      </w:r>
+    </w:p>
+    <w:p>
+      <w:pPr>
+        <w:spacing w:after="100"/>
+      </w:pPr>
+      <w:r>
+        <w:rPr>
+          <w:i/>
+          <w:iCs/>
+          <w:color w:val="5F6F80"/>
+          <w:sz w:val="19"/>
+          <w:szCs w:val="19"/>
+        </w:rPr>
+        <w:t xml:space="preserve">Use the support level you need. Every level answers the same math question.</w:t>
+      </w:r>
+    </w:p>
+    <w:p>
+      <w:pPr>
+        <w:pStyle w:val="Heading2"/>
+        <w:spacing w:after="80" w:before="180"/>
+      </w:pPr>
+      <w:r>
+        <w:rPr>
+          <w:b/>
+          <w:bCs/>
+          <w:color w:val="12355B"/>
+          <w:sz w:val="24"/>
+          <w:szCs w:val="24"/>
+        </w:rPr>
+        <w:t xml:space="preserve">1. Understand the Question</w:t>
+      </w:r>
+      <w:r>
+        <w:rPr>
+          <w:i/>
+          <w:iCs/>
+          <w:color w:val="B97A12"/>
+          <w:sz w:val="19"/>
+          <w:szCs w:val="19"/>
+        </w:rPr>
+        <w:t xml:space="preserve">   explain</w:t>
+      </w:r>
+    </w:p>
+    <w:tbl>
+      <w:tblPr>
+        <w:tblW w:type="pct" w:w="100%"/>
+        <w:tblBorders>
+          <w:top w:val="single" w:color="1FA6A2" w:sz="8"/>
+          <w:left w:val="single" w:color="1FA6A2" w:sz="8"/>
+          <w:bottom w:val="single" w:color="1FA6A2" w:sz="8"/>
+          <w:right w:val="single" w:color="1FA6A2" w:sz="8"/>
+          <w:insideH w:val="single" w:color="auto" w:sz="4"/>
+          <w:insideV w:val="single" w:color="auto" w:sz="4"/>
+        </w:tblBorders>
+      </w:tblPr>
+      <w:tblGrid>
+        <w:gridCol w:w="100"/>
+      </w:tblGrid>
+      <w:tr>
+        <w:tc>
+          <w:tcPr>
+            <w:shd w:fill="E6F4F3" w:color="auto" w:val="clear"/>
+            <w:tcMar>
+              <w:top w:type="dxa" w:w="120"/>
+              <w:left w:type="dxa" w:w="180"/>
+              <w:bottom w:type="dxa" w:w="120"/>
+              <w:right w:type="dxa" w:w="180"/>
+            </w:tcMar>
+          </w:tcPr>
+          <w:p>
+            <w:pPr>
+              <w:spacing w:after="60"/>
+            </w:pPr>
+            <w:r>
+              <w:rPr>
+                <w:color w:val="1A2733"/>
+                <w:sz w:val="21"/>
+                <w:szCs w:val="21"/>
+              </w:rPr>
+              <w:t xml:space="preserve">Look at your factor tree for 60. How did you decide which numbers to break apart first, and how do you know when to stop?</w:t>
+            </w:r>
+          </w:p>
+          <w:p>
+            <w:pPr>
+              <w:spacing w:after="0"/>
+            </w:pPr>
+            <w:r>
+              <w:rPr>
+                <w:b/>
+                <w:bCs/>
+                <w:color w:val="12355B"/>
+                <w:sz w:val="20"/>
+                <w:szCs w:val="20"/>
+              </w:rPr>
+              <w:t xml:space="preserve">Your job:  </w:t>
+            </w:r>
+            <w:r>
+              <w:rPr>
+                <w:sz w:val="20"/>
+                <w:szCs w:val="20"/>
+              </w:rPr>
+              <w:t xml:space="preserve">Answer the question. Use math evidence. Explain how the evidence proves your answer.</w:t>
+            </w:r>
+            <w:r>
+              <w:rPr>
+                <w:i/>
+                <w:iCs/>
+                <w:color w:val="5F6F80"/>
+                <w:sz w:val="18"/>
+                <w:szCs w:val="18"/>
+              </w:rPr>
+              <w:br/>
+              <w:t xml:space="preserve">Responde la pregunta. Usa evidencia matemática. Explica cómo la evidencia demuestra tu respuesta.</w:t>
+            </w:r>
+          </w:p>
+        </w:tc>
+      </w:tr>
+    </w:tbl>
+    <w:p>
+      <w:pPr>
+        <w:pStyle w:val="Heading2"/>
+        <w:spacing w:after="80" w:before="180"/>
+      </w:pPr>
+      <w:r>
+        <w:rPr>
+          <w:b/>
+          <w:bCs/>
+          <w:color w:val="12355B"/>
+          <w:sz w:val="24"/>
+          <w:szCs w:val="24"/>
+        </w:rPr>
+        <w:t xml:space="preserve">2. Plan Your Math Words</w:t>
+      </w:r>
+      <w:r>
+        <w:rPr>
+          <w:i/>
+          <w:iCs/>
+          <w:color w:val="1FA6A2"/>
+          <w:sz w:val="19"/>
+          <w:szCs w:val="19"/>
+        </w:rPr>
+        <w:t xml:space="preserve">   check at least two</w:t>
+      </w:r>
+    </w:p>
+    <w:p>
+      <w:pPr>
+        <w:spacing w:after="60"/>
+      </w:pPr>
+      <w:r>
+        <w:rPr>
+          <w:b/>
+          <w:bCs/>
+          <w:color w:val="1FA6A2"/>
+          <w:sz w:val="22"/>
+          <w:szCs w:val="22"/>
+        </w:rPr>
+        <w:t xml:space="preserve">☐  </w:t>
+      </w:r>
+      <w:r>
+        <w:rPr>
+          <w:b/>
+          <w:bCs/>
+          <w:color w:val="12355B"/>
+          <w:sz w:val="20"/>
+          <w:szCs w:val="20"/>
+        </w:rPr>
+        <w:t xml:space="preserve">Prime number — </w:t>
+      </w:r>
+      <w:r>
+        <w:rPr>
+          <w:sz w:val="20"/>
+          <w:szCs w:val="20"/>
+        </w:rPr>
+        <w:t xml:space="preserve">A number bigger than 1 that you can only divide by 1 and itself.</w:t>
+      </w:r>
+      <w:r>
+        <w:rPr>
+          <w:i/>
+          <w:iCs/>
+          <w:color w:val="5F6F80"/>
+          <w:sz w:val="18"/>
+          <w:szCs w:val="18"/>
+        </w:rPr>
+        <w:br/>
+        <w:t xml:space="preserve">Número primo — Un número mayor que 1 que solo se puede dividir entre 1 y sí mismo.</w:t>
+      </w:r>
+    </w:p>
+    <w:p>
+      <w:pPr>
+        <w:spacing w:after="60"/>
+      </w:pPr>
+      <w:r>
+        <w:rPr>
+          <w:b/>
+          <w:bCs/>
+          <w:color w:val="1FA6A2"/>
+          <w:sz w:val="22"/>
+          <w:szCs w:val="22"/>
+        </w:rPr>
+        <w:t xml:space="preserve">☐  </w:t>
+      </w:r>
+      <w:r>
+        <w:rPr>
+          <w:b/>
+          <w:bCs/>
+          <w:color w:val="12355B"/>
+          <w:sz w:val="20"/>
+          <w:szCs w:val="20"/>
+        </w:rPr>
+        <w:t xml:space="preserve">Composite number — </w:t>
+      </w:r>
+      <w:r>
+        <w:rPr>
+          <w:sz w:val="20"/>
+          <w:szCs w:val="20"/>
+        </w:rPr>
+        <w:t xml:space="preserve">A number bigger than 1 that you can divide by more than just 1 and itself.</w:t>
+      </w:r>
+      <w:r>
+        <w:rPr>
+          <w:i/>
+          <w:iCs/>
+          <w:color w:val="5F6F80"/>
+          <w:sz w:val="18"/>
+          <w:szCs w:val="18"/>
+        </w:rPr>
+        <w:br/>
+        <w:t xml:space="preserve">Número compuesto — Un número mayor que 1 que se puede dividir entre más números, no solo 1 y sí mismo.</w:t>
+      </w:r>
+    </w:p>
+    <w:p>
+      <w:pPr>
+        <w:spacing w:after="60"/>
+      </w:pPr>
+      <w:r>
+        <w:rPr>
+          <w:b/>
+          <w:bCs/>
+          <w:color w:val="1FA6A2"/>
+          <w:sz w:val="22"/>
+          <w:szCs w:val="22"/>
+        </w:rPr>
+        <w:t xml:space="preserve">☐  </w:t>
+      </w:r>
+      <w:r>
+        <w:rPr>
+          <w:b/>
+          <w:bCs/>
+          <w:color w:val="12355B"/>
+          <w:sz w:val="20"/>
+          <w:szCs w:val="20"/>
+        </w:rPr>
+        <w:t xml:space="preserve">Prime factorization — </w:t>
+      </w:r>
+      <w:r>
+        <w:rPr>
+          <w:sz w:val="20"/>
+          <w:szCs w:val="20"/>
+        </w:rPr>
+        <w:t xml:space="preserve">Writing a number as prime numbers multiplied together.</w:t>
+      </w:r>
+      <w:r>
+        <w:rPr>
+          <w:i/>
+          <w:iCs/>
+          <w:color w:val="5F6F80"/>
+          <w:sz w:val="18"/>
+          <w:szCs w:val="18"/>
+        </w:rPr>
+        <w:br/>
+        <w:t xml:space="preserve">Factorización prima — Escribir un número como números primos multiplicados.</w:t>
+      </w:r>
+    </w:p>
+    <w:p>
+      <w:pPr>
+        <w:spacing w:after="60"/>
+      </w:pPr>
+      <w:r>
+        <w:rPr>
+          <w:b/>
+          <w:bCs/>
+          <w:color w:val="1FA6A2"/>
+          <w:sz w:val="22"/>
+          <w:szCs w:val="22"/>
+        </w:rPr>
+        <w:t xml:space="preserve">☐  </w:t>
+      </w:r>
+      <w:r>
+        <w:rPr>
+          <w:b/>
+          <w:bCs/>
+          <w:color w:val="12355B"/>
+          <w:sz w:val="20"/>
+          <w:szCs w:val="20"/>
+        </w:rPr>
+        <w:t xml:space="preserve">Factor — </w:t>
+      </w:r>
+      <w:r>
+        <w:rPr>
+          <w:sz w:val="20"/>
+          <w:szCs w:val="20"/>
+        </w:rPr>
+        <w:t xml:space="preserve">A number that divides evenly into another number, with no remainder.</w:t>
+      </w:r>
+      <w:r>
+        <w:rPr>
+          <w:i/>
+          <w:iCs/>
+          <w:color w:val="5F6F80"/>
+          <w:sz w:val="18"/>
+          <w:szCs w:val="18"/>
+        </w:rPr>
+        <w:br/>
+        <w:t xml:space="preserve">Factor — Un número que divide exactamente a otro número, sin dejar residuo.</w:t>
+      </w:r>
+    </w:p>
+    <w:p>
+      <w:pPr>
+        <w:spacing w:after="60"/>
+      </w:pPr>
+      <w:r>
+        <w:rPr>
+          <w:b/>
+          <w:bCs/>
+          <w:color w:val="1FA6A2"/>
+          <w:sz w:val="22"/>
+          <w:szCs w:val="22"/>
+        </w:rPr>
+        <w:t xml:space="preserve">☐  </w:t>
+      </w:r>
+      <w:r>
+        <w:rPr>
+          <w:b/>
+          <w:bCs/>
+          <w:color w:val="12355B"/>
+          <w:sz w:val="20"/>
+          <w:szCs w:val="20"/>
+        </w:rPr>
+        <w:t xml:space="preserve">Factor tree — </w:t>
+      </w:r>
+      <w:r>
+        <w:rPr>
+          <w:sz w:val="20"/>
+          <w:szCs w:val="20"/>
+        </w:rPr>
+        <w:t xml:space="preserve">A picture that splits a number into its prime numbers, step by step.</w:t>
+      </w:r>
+      <w:r>
+        <w:rPr>
+          <w:i/>
+          <w:iCs/>
+          <w:color w:val="5F6F80"/>
+          <w:sz w:val="18"/>
+          <w:szCs w:val="18"/>
+        </w:rPr>
+        <w:br/>
+        <w:t xml:space="preserve">Árbol de factores — Un dibujo que separa un número en sus números primos, paso a paso.</w:t>
+      </w:r>
+    </w:p>
+    <w:tbl>
+      <w:tblPr>
+        <w:tblW w:type="pct" w:w="100%"/>
+        <w:tblBorders>
+          <w:top w:val="single" w:color="1FA6A2" w:sz="8"/>
+          <w:left w:val="single" w:color="1FA6A2" w:sz="8"/>
+          <w:bottom w:val="single" w:color="1FA6A2" w:sz="8"/>
+          <w:right w:val="single" w:color="1FA6A2" w:sz="8"/>
+          <w:insideH w:val="single" w:color="auto" w:sz="4"/>
+          <w:insideV w:val="single" w:color="auto" w:sz="4"/>
+        </w:tblBorders>
+      </w:tblPr>
+      <w:tblGrid>
+        <w:gridCol w:w="100"/>
+      </w:tblGrid>
+      <w:tr>
+        <w:tc>
+          <w:tcPr>
+            <w:shd w:fill="F7FFFD" w:color="auto" w:val="clear"/>
+            <w:tcMar>
+              <w:top w:type="dxa" w:w="120"/>
+              <w:left w:type="dxa" w:w="180"/>
+              <w:bottom w:type="dxa" w:w="120"/>
+              <w:right w:type="dxa" w:w="180"/>
+            </w:tcMar>
+          </w:tcPr>
+          <w:p>
+            <w:pPr>
+              <w:spacing w:after="50"/>
+            </w:pPr>
+            <w:r>
+              <w:rPr>
+                <w:b/>
+                <w:bCs/>
+                <w:color w:val="1FA6A2"/>
+                <w:sz w:val="20"/>
+                <w:szCs w:val="20"/>
+              </w:rPr>
+              <w:t xml:space="preserve">Say it first:  </w:t>
+            </w:r>
+            <w:r>
+              <w:rPr>
+                <w:sz w:val="20"/>
+                <w:szCs w:val="20"/>
+              </w:rPr>
+              <w:t xml:space="preserve">Say your idea to a partner or quietly to yourself before you write.</w:t>
+            </w:r>
+          </w:p>
+          <w:p>
+            <w:pPr>
+              <w:spacing w:after="60"/>
+            </w:pPr>
+            <w:r>
+              <w:rPr>
+                <w:color w:val="1A2733"/>
+                <w:sz w:val="21"/>
+                <w:szCs w:val="21"/>
+              </w:rPr>
+              <w:t xml:space="preserve">I broke ___ into ___ because ___.</w:t>
+            </w:r>
+            <w:r>
+              <w:rPr>
+                <w:i/>
+                <w:iCs/>
+                <w:color w:val="5F6F80"/>
+                <w:sz w:val="19"/>
+                <w:szCs w:val="19"/>
+              </w:rPr>
+              <w:br/>
+              <w:t xml:space="preserve">Separé ___ en ___ porque ___.</w:t>
+            </w:r>
+          </w:p>
+        </w:tc>
+      </w:tr>
+    </w:tbl>
+    <w:p>
+      <w:pPr>
+        <w:pStyle w:val="Heading2"/>
+        <w:spacing w:after="80" w:before="180"/>
+      </w:pPr>
+      <w:r>
+        <w:rPr>
+          <w:b/>
+          <w:bCs/>
+          <w:color w:val="12355B"/>
+          <w:sz w:val="24"/>
+          <w:szCs w:val="24"/>
+        </w:rPr>
+        <w:t xml:space="preserve">3. Build Your Explanation</w:t>
+      </w:r>
+      <w:r>
+        <w:rPr>
+          <w:i/>
+          <w:iCs/>
+          <w:color w:val="B97A12"/>
+          <w:sz w:val="19"/>
+          <w:szCs w:val="19"/>
+        </w:rPr>
+        <w:t xml:space="preserve">   choose your support</w:t>
+      </w:r>
+    </w:p>
+    <w:tbl>
+      <w:tblPr>
+        <w:tblW w:type="pct" w:w="100%"/>
+        <w:tblBorders>
+          <w:top w:val="single" w:color="BBD0DE" w:sz="8"/>
+          <w:left w:val="single" w:color="BBD0DE" w:sz="8"/>
+          <w:bottom w:val="single" w:color="BBD0DE" w:sz="8"/>
+          <w:right w:val="single" w:color="BBD0DE" w:sz="8"/>
+          <w:insideH w:val="single" w:color="auto" w:sz="4"/>
+          <w:insideV w:val="single" w:color="auto" w:sz="4"/>
+        </w:tblBorders>
+      </w:tblPr>
+      <w:tblGrid>
+        <w:gridCol w:w="100"/>
+      </w:tblGrid>
+      <w:tr>
+        <w:tc>
+          <w:tcPr>
+            <w:shd w:fill="EEF4F8" w:color="auto" w:val="clear"/>
+            <w:tcMar>
+              <w:top w:type="dxa" w:w="120"/>
+              <w:left w:type="dxa" w:w="180"/>
+              <w:bottom w:type="dxa" w:w="120"/>
+              <w:right w:type="dxa" w:w="180"/>
+            </w:tcMar>
+          </w:tcPr>
+          <w:p>
+            <w:pPr>
+              <w:spacing w:after="50"/>
+            </w:pPr>
+            <w:r>
+              <w:rPr>
+                <w:i/>
+                <w:iCs/>
+                <w:color w:val="5F6F80"/>
+                <w:sz w:val="19"/>
+                <w:szCs w:val="19"/>
+              </w:rPr>
+              <w:t xml:space="preserve">This model shows the parts of an explanation. It does not answer your writing question.</w:t>
+            </w:r>
+          </w:p>
+          <w:p>
+            <w:pPr>
+              <w:spacing w:after="80"/>
+            </w:pPr>
+            <w:r>
+              <w:rPr>
+                <w:b/>
+                <w:bCs/>
+                <w:color w:val="12355B"/>
+                <w:sz w:val="19"/>
+                <w:szCs w:val="19"/>
+              </w:rPr>
+              <w:t xml:space="preserve">Claim:  </w:t>
+            </w:r>
+            <w:r>
+              <w:rPr>
+                <w:sz w:val="19"/>
+                <w:szCs w:val="19"/>
+              </w:rPr>
+              <w:t xml:space="preserve">60 is composite because it has more than two factors.</w:t>
+            </w:r>
+          </w:p>
+          <w:p>
+            <w:pPr>
+              <w:spacing w:after="80"/>
+            </w:pPr>
+            <w:r>
+              <w:rPr>
+                <w:b/>
+                <w:bCs/>
+                <w:color w:val="12355B"/>
+                <w:sz w:val="19"/>
+                <w:szCs w:val="19"/>
+              </w:rPr>
+              <w:t xml:space="preserve">Evidence:  </w:t>
+            </w:r>
+            <w:r>
+              <w:rPr>
+                <w:sz w:val="19"/>
+                <w:szCs w:val="19"/>
+              </w:rPr>
+              <w:t xml:space="preserve">Students say 60 is composite because it has more than two factors (it is divisible by numbers other than 1 and 60, such as 2, 3, 5, 6), so it can be broken down.</w:t>
+            </w:r>
+          </w:p>
+          <w:p>
+            <w:pPr>
+              <w:spacing w:after="80"/>
+            </w:pPr>
+            <w:r>
+              <w:rPr>
+                <w:b/>
+                <w:bCs/>
+                <w:color w:val="12355B"/>
+                <w:sz w:val="19"/>
+                <w:szCs w:val="19"/>
+              </w:rPr>
+              <w:t xml:space="preserve">Reasoning:  </w:t>
+            </w:r>
+            <w:r>
+              <w:rPr>
+                <w:sz w:val="19"/>
+                <w:szCs w:val="19"/>
+              </w:rPr>
+              <w:t xml:space="preserve">This evidence connects the definition of prime factorization to the mathematical claim.</w:t>
+            </w:r>
+          </w:p>
+        </w:tc>
+      </w:tr>
+    </w:tbl>
+    <w:p>
+      <w:pPr>
+        <w:pStyle w:val="Heading2"/>
+        <w:spacing w:after="80" w:before="180"/>
+      </w:pPr>
+      <w:r>
+        <w:rPr>
+          <w:b/>
+          <w:bCs/>
+          <w:color w:val="12355B"/>
+          <w:sz w:val="24"/>
+          <w:szCs w:val="24"/>
+        </w:rPr>
+        <w:t xml:space="preserve">Start</w:t>
+      </w:r>
+      <w:r>
+        <w:rPr>
+          <w:i/>
+          <w:iCs/>
+          <w:color w:val="1FA6A2"/>
+          <w:sz w:val="19"/>
+          <w:szCs w:val="19"/>
+        </w:rPr>
+        <w:t xml:space="preserve">   Most language support</w:t>
+      </w:r>
+    </w:p>
+    <w:p>
+      <w:pPr>
+        <w:spacing w:after="60"/>
+      </w:pPr>
+      <w:r>
+        <w:rPr>
+          <w:color w:val="1A2733"/>
+          <w:sz w:val="21"/>
+          <w:szCs w:val="21"/>
+        </w:rPr>
+        <w:t xml:space="preserve">Complete the frames. Use the word bank.</w:t>
+      </w:r>
+      <w:r>
+        <w:rPr>
+          <w:i/>
+          <w:iCs/>
+          <w:color w:val="5F6F80"/>
+          <w:sz w:val="19"/>
+          <w:szCs w:val="19"/>
+        </w:rPr>
+        <w:br/>
+        <w:t xml:space="preserve">Completa las oraciones. Usa el banco de palabras.</w:t>
+      </w:r>
+    </w:p>
+    <w:p>
+      <w:pPr>
+        <w:spacing w:after="60"/>
+      </w:pPr>
+      <w:r>
+        <w:rPr>
+          <w:color w:val="1A2733"/>
+          <w:sz w:val="21"/>
+          <w:szCs w:val="21"/>
+        </w:rPr>
+        <w:t xml:space="preserve">I broke ___ into ___ because ___.</w:t>
+      </w:r>
+      <w:r>
+        <w:rPr>
+          <w:i/>
+          <w:iCs/>
+          <w:color w:val="5F6F80"/>
+          <w:sz w:val="19"/>
+          <w:szCs w:val="19"/>
+        </w:rPr>
+        <w:br/>
+        <w:t xml:space="preserve">Separé ___ en ___ porque ___.</w:t>
+      </w:r>
+    </w:p>
+    <w:p>
+      <w:pPr>
+        <w:spacing w:after="60"/>
+      </w:pPr>
+      <w:r>
+        <w:rPr>
+          <w:color w:val="1A2733"/>
+          <w:sz w:val="21"/>
+          <w:szCs w:val="21"/>
+        </w:rPr>
+        <w:t xml:space="preserve">I knew I was finished when every factor was ___.</w:t>
+      </w:r>
+      <w:r>
+        <w:rPr>
+          <w:i/>
+          <w:iCs/>
+          <w:color w:val="5F6F80"/>
+          <w:sz w:val="19"/>
+          <w:szCs w:val="19"/>
+        </w:rPr>
+        <w:br/>
+        <w:t xml:space="preserve">Supe que terminé cuando cada factor era ___.</w:t>
+      </w:r>
+    </w:p>
+    <w:tbl>
+      <w:tblPr>
+        <w:tblW w:type="pct" w:w="100%"/>
+        <w:tblBorders>
+          <w:top w:val="single" w:color="C7D2DD" w:sz="6"/>
+          <w:left w:val="single" w:color="C7D2DD" w:sz="6"/>
+          <w:bottom w:val="single" w:color="C7D2DD" w:sz="6"/>
+          <w:right w:val="single" w:color="C7D2DD" w:sz="6"/>
+          <w:insideH w:val="single" w:color="auto" w:sz="4"/>
+          <w:insideV w:val="single" w:color="auto" w:sz="4"/>
+        </w:tblBorders>
+      </w:tblPr>
+      <w:tblGrid>
+        <w:gridCol w:w="100"/>
+      </w:tblGrid>
+      <w:tr>
+        <w:tc>
+          <w:tcPr>
+            <w:shd w:fill="FBF3E2" w:color="auto" w:val="clear"/>
+            <w:tcMar>
+              <w:top w:type="dxa" w:w="60"/>
+              <w:left w:type="dxa" w:w="120"/>
+              <w:bottom w:type="dxa" w:w="60"/>
+              <w:right w:type="dxa" w:w="120"/>
+            </w:tcMar>
+          </w:tcPr>
+          <w:p>
+            <w:pPr>
+              <w:spacing w:after="0" w:line="320"/>
+            </w:pPr>
+            <w:r>
+              <w:t xml:space="preserve"/>
+            </w:r>
+          </w:p>
+          <w:p>
+            <w:pPr>
+              <w:spacing w:after="0" w:line="320"/>
+            </w:pPr>
+            <w:r>
+              <w:t xml:space="preserve"/>
+            </w:r>
+          </w:p>
+          <w:p>
+            <w:pPr>
+              <w:spacing w:after="0" w:line="320"/>
+            </w:pPr>
+            <w:r>
+              <w:t xml:space="preserve"/>
+            </w:r>
+          </w:p>
+        </w:tc>
+      </w:tr>
+    </w:tbl>
+    <w:p>
+      <w:pPr>
+        <w:pStyle w:val="Heading2"/>
+        <w:spacing w:after="80" w:before="180"/>
+      </w:pPr>
+      <w:r>
+        <w:rPr>
+          <w:b/>
+          <w:bCs/>
+          <w:color w:val="12355B"/>
+          <w:sz w:val="24"/>
+          <w:szCs w:val="24"/>
+        </w:rPr>
+        <w:t xml:space="preserve">Build</w:t>
+      </w:r>
+      <w:r>
+        <w:rPr>
+          <w:i/>
+          <w:iCs/>
+          <w:color w:val="B97A12"/>
+          <w:sz w:val="19"/>
+          <w:szCs w:val="19"/>
+        </w:rPr>
+        <w:t xml:space="preserve">   Some language support</w:t>
+      </w:r>
+    </w:p>
+    <w:p>
+      <w:pPr>
+        <w:spacing w:after="60"/>
+      </w:pPr>
+      <w:r>
+        <w:rPr>
+          <w:color w:val="1A2733"/>
+          <w:sz w:val="21"/>
+          <w:szCs w:val="21"/>
+        </w:rPr>
+        <w:t xml:space="preserve">Write two connected sentences. Use because, so, or but.</w:t>
+      </w:r>
+      <w:r>
+        <w:rPr>
+          <w:i/>
+          <w:iCs/>
+          <w:color w:val="5F6F80"/>
+          <w:sz w:val="19"/>
+          <w:szCs w:val="19"/>
+        </w:rPr>
+        <w:br/>
+        <w:t xml:space="preserve">Escribe dos oraciones conectadas. Usa porque, entonces o pero.</w:t>
+      </w:r>
+    </w:p>
+    <w:p>
+      <w:pPr>
+        <w:spacing w:after="60"/>
+      </w:pPr>
+      <w:r>
+        <w:rPr>
+          <w:color w:val="1A2733"/>
+          <w:sz w:val="21"/>
+          <w:szCs w:val="21"/>
+        </w:rPr>
+        <w:t xml:space="preserve">My claim is ___.</w:t>
+      </w:r>
+      <w:r>
+        <w:rPr>
+          <w:i/>
+          <w:iCs/>
+          <w:color w:val="5F6F80"/>
+          <w:sz w:val="19"/>
+          <w:szCs w:val="19"/>
+        </w:rPr>
+        <w:br/>
+        <w:t xml:space="preserve">Mi afirmación es ___.</w:t>
+      </w:r>
+    </w:p>
+    <w:p>
+      <w:pPr>
+        <w:spacing w:after="60"/>
+      </w:pPr>
+      <w:r>
+        <w:rPr>
+          <w:color w:val="1A2733"/>
+          <w:sz w:val="21"/>
+          <w:szCs w:val="21"/>
+        </w:rPr>
+        <w:t xml:space="preserve">I know because ___.</w:t>
+      </w:r>
+      <w:r>
+        <w:rPr>
+          <w:i/>
+          <w:iCs/>
+          <w:color w:val="5F6F80"/>
+          <w:sz w:val="19"/>
+          <w:szCs w:val="19"/>
+        </w:rPr>
+        <w:br/>
+        <w:t xml:space="preserve">Lo sé porque ___.</w:t>
+      </w:r>
+    </w:p>
+    <w:p>
+      <w:pPr>
+        <w:spacing w:after="60"/>
+      </w:pPr>
+      <w:r>
+        <w:rPr>
+          <w:color w:val="1A2733"/>
+          <w:sz w:val="21"/>
+          <w:szCs w:val="21"/>
+        </w:rPr>
+        <w:t xml:space="preserve">So ___.</w:t>
+      </w:r>
+      <w:r>
+        <w:rPr>
+          <w:i/>
+          <w:iCs/>
+          <w:color w:val="5F6F80"/>
+          <w:sz w:val="19"/>
+          <w:szCs w:val="19"/>
+        </w:rPr>
+        <w:br/>
+        <w:t xml:space="preserve">Entonces ___.</w:t>
+      </w:r>
+    </w:p>
+    <w:tbl>
+      <w:tblPr>
+        <w:tblW w:type="pct" w:w="100%"/>
+        <w:tblBorders>
+          <w:top w:val="single" w:color="C7D2DD" w:sz="6"/>
+          <w:left w:val="single" w:color="C7D2DD" w:sz="6"/>
+          <w:bottom w:val="single" w:color="C7D2DD" w:sz="6"/>
+          <w:right w:val="single" w:color="C7D2DD" w:sz="6"/>
+          <w:insideH w:val="single" w:color="auto" w:sz="4"/>
+          <w:insideV w:val="single" w:color="auto" w:sz="4"/>
+        </w:tblBorders>
+      </w:tblPr>
+      <w:tblGrid>
+        <w:gridCol w:w="100"/>
+      </w:tblGrid>
+      <w:tr>
+        <w:tc>
+          <w:tcPr>
+            <w:shd w:fill="FBF3E2" w:color="auto" w:val="clear"/>
+            <w:tcMar>
+              <w:top w:type="dxa" w:w="60"/>
+              <w:left w:type="dxa" w:w="120"/>
+              <w:bottom w:type="dxa" w:w="60"/>
+              <w:right w:type="dxa" w:w="120"/>
+            </w:tcMar>
+          </w:tcPr>
+          <w:p>
+            <w:pPr>
+              <w:spacing w:after="0" w:line="320"/>
+            </w:pPr>
+            <w:r>
+              <w:t xml:space="preserve"/>
+            </w:r>
+          </w:p>
+          <w:p>
+            <w:pPr>
+              <w:spacing w:after="0" w:line="320"/>
+            </w:pPr>
+            <w:r>
+              <w:t xml:space="preserve"/>
+            </w:r>
+          </w:p>
+          <w:p>
+            <w:pPr>
+              <w:spacing w:after="0" w:line="320"/>
+            </w:pPr>
+            <w:r>
+              <w:t xml:space="preserve"/>
+            </w:r>
+          </w:p>
+        </w:tc>
+      </w:tr>
+    </w:tbl>
+    <w:p>
+      <w:pPr>
+        <w:pStyle w:val="Heading2"/>
+        <w:spacing w:after="80" w:before="180"/>
+      </w:pPr>
+      <w:r>
+        <w:rPr>
+          <w:b/>
+          <w:bCs/>
+          <w:color w:val="12355B"/>
+          <w:sz w:val="24"/>
+          <w:szCs w:val="24"/>
+        </w:rPr>
+        <w:t xml:space="preserve">Explain</w:t>
+      </w:r>
+      <w:r>
+        <w:rPr>
+          <w:i/>
+          <w:iCs/>
+          <w:color w:val="B97A12"/>
+          <w:sz w:val="19"/>
+          <w:szCs w:val="19"/>
+        </w:rPr>
+        <w:t xml:space="preserve">   Light language support</w:t>
+      </w:r>
+    </w:p>
+    <w:p>
+      <w:pPr>
+        <w:spacing w:after="60"/>
+      </w:pPr>
+      <w:r>
+        <w:rPr>
+          <w:color w:val="1A2733"/>
+          <w:sz w:val="21"/>
+          <w:szCs w:val="21"/>
+        </w:rPr>
+        <w:t xml:space="preserve">Write a claim, give math evidence, and explain your reasoning.</w:t>
+      </w:r>
+      <w:r>
+        <w:rPr>
+          <w:i/>
+          <w:iCs/>
+          <w:color w:val="5F6F80"/>
+          <w:sz w:val="19"/>
+          <w:szCs w:val="19"/>
+        </w:rPr>
+        <w:br/>
+        <w:t xml:space="preserve">Escribe una afirmación, da evidencia matemática y explica tu razonamiento.</w:t>
+      </w:r>
+    </w:p>
+    <w:p>
+      <w:pPr>
+        <w:spacing w:after="60"/>
+      </w:pPr>
+      <w:r>
+        <w:rPr>
+          <w:color w:val="1A2733"/>
+          <w:sz w:val="21"/>
+          <w:szCs w:val="21"/>
+        </w:rPr>
+        <w:t xml:space="preserve">My claim is ___.</w:t>
+      </w:r>
+      <w:r>
+        <w:rPr>
+          <w:i/>
+          <w:iCs/>
+          <w:color w:val="5F6F80"/>
+          <w:sz w:val="19"/>
+          <w:szCs w:val="19"/>
+        </w:rPr>
+        <w:br/>
+        <w:t xml:space="preserve">Mi afirmación es ___.</w:t>
+      </w:r>
+    </w:p>
+    <w:p>
+      <w:pPr>
+        <w:spacing w:after="60"/>
+      </w:pPr>
+      <w:r>
+        <w:rPr>
+          <w:color w:val="1A2733"/>
+          <w:sz w:val="21"/>
+          <w:szCs w:val="21"/>
+        </w:rPr>
+        <w:t xml:space="preserve">My math evidence is ___.</w:t>
+      </w:r>
+      <w:r>
+        <w:rPr>
+          <w:i/>
+          <w:iCs/>
+          <w:color w:val="5F6F80"/>
+          <w:sz w:val="19"/>
+          <w:szCs w:val="19"/>
+        </w:rPr>
+        <w:br/>
+        <w:t xml:space="preserve">Mi evidencia matemática es ___.</w:t>
+      </w:r>
+    </w:p>
+    <w:p>
+      <w:pPr>
+        <w:spacing w:after="60"/>
+      </w:pPr>
+      <w:r>
+        <w:rPr>
+          <w:color w:val="1A2733"/>
+          <w:sz w:val="21"/>
+          <w:szCs w:val="21"/>
+        </w:rPr>
+        <w:t xml:space="preserve">This proves ___ because ___.</w:t>
+      </w:r>
+      <w:r>
+        <w:rPr>
+          <w:i/>
+          <w:iCs/>
+          <w:color w:val="5F6F80"/>
+          <w:sz w:val="19"/>
+          <w:szCs w:val="19"/>
+        </w:rPr>
+        <w:br/>
+        <w:t xml:space="preserve">Esto demuestra ___ porque ___.</w:t>
+      </w:r>
+    </w:p>
+    <w:tbl>
+      <w:tblPr>
+        <w:tblW w:type="pct" w:w="100%"/>
+        <w:tblBorders>
+          <w:top w:val="single" w:color="C7D2DD" w:sz="6"/>
+          <w:left w:val="single" w:color="C7D2DD" w:sz="6"/>
+          <w:bottom w:val="single" w:color="C7D2DD" w:sz="6"/>
+          <w:right w:val="single" w:color="C7D2DD" w:sz="6"/>
+          <w:insideH w:val="single" w:color="auto" w:sz="4"/>
+          <w:insideV w:val="single" w:color="auto" w:sz="4"/>
+        </w:tblBorders>
+      </w:tblPr>
+      <w:tblGrid>
+        <w:gridCol w:w="100"/>
+      </w:tblGrid>
+      <w:tr>
+        <w:tc>
+          <w:tcPr>
+            <w:shd w:fill="FBF3E2" w:color="auto" w:val="clear"/>
+            <w:tcMar>
+              <w:top w:type="dxa" w:w="60"/>
+              <w:left w:type="dxa" w:w="120"/>
+              <w:bottom w:type="dxa" w:w="60"/>
+              <w:right w:type="dxa" w:w="120"/>
+            </w:tcMar>
+          </w:tcPr>
+          <w:p>
+            <w:pPr>
+              <w:spacing w:after="0" w:line="320"/>
+            </w:pPr>
+            <w:r>
+              <w:t xml:space="preserve"/>
+            </w:r>
+          </w:p>
+          <w:p>
+            <w:pPr>
+              <w:spacing w:after="0" w:line="320"/>
+            </w:pPr>
+            <w:r>
+              <w:t xml:space="preserve"/>
+            </w:r>
+          </w:p>
+          <w:p>
+            <w:pPr>
+              <w:spacing w:after="0" w:line="320"/>
+            </w:pPr>
+            <w:r>
+              <w:t xml:space="preserve"/>
+            </w:r>
+          </w:p>
+          <w:p>
+            <w:pPr>
+              <w:spacing w:after="0" w:line="320"/>
+            </w:pPr>
+            <w:r>
+              <w:t xml:space="preserve"/>
+            </w:r>
+          </w:p>
+          <w:p>
+            <w:pPr>
+              <w:spacing w:after="0" w:line="320"/>
+            </w:pPr>
+            <w:r>
+              <w:t xml:space="preserve"/>
+            </w:r>
+          </w:p>
+        </w:tc>
+      </w:tr>
+    </w:tbl>
+    <w:p>
+      <w:pPr>
+        <w:pStyle w:val="Heading2"/>
+        <w:spacing w:after="80" w:before="180"/>
+      </w:pPr>
+      <w:r>
+        <w:rPr>
+          <w:b/>
+          <w:bCs/>
+          <w:color w:val="12355B"/>
+          <w:sz w:val="24"/>
+          <w:szCs w:val="24"/>
+        </w:rPr>
+        <w:t xml:space="preserve">4. Check Your Explanation</w:t>
+      </w:r>
+      <w:r>
+        <w:rPr>
+          <w:i/>
+          <w:iCs/>
+          <w:color w:val="1FA6A2"/>
+          <w:sz w:val="19"/>
+          <w:szCs w:val="19"/>
+        </w:rPr>
+        <w:t xml:space="preserve">   five quick checks</w:t>
+      </w:r>
+    </w:p>
+    <w:p>
+      <w:pPr>
+        <w:spacing w:after="80"/>
+      </w:pPr>
+      <w:r>
+        <w:rPr>
+          <w:b/>
+          <w:bCs/>
+          <w:color w:val="1FA6A2"/>
+          <w:sz w:val="22"/>
+          <w:szCs w:val="22"/>
+        </w:rPr>
+        <w:t xml:space="preserve">☐  </w:t>
+      </w:r>
+      <w:r>
+        <w:rPr>
+          <w:sz w:val="20"/>
+          <w:szCs w:val="20"/>
+        </w:rPr>
+        <w:t xml:space="preserve">I answered the question.</w:t>
+      </w:r>
+      <w:r>
+        <w:rPr>
+          <w:i/>
+          <w:iCs/>
+          <w:color w:val="5F6F80"/>
+          <w:sz w:val="18"/>
+          <w:szCs w:val="18"/>
+        </w:rPr>
+        <w:br/>
+        <w:t xml:space="preserve">Respondí la pregunta.</w:t>
+      </w:r>
+    </w:p>
+    <w:p>
+      <w:pPr>
+        <w:spacing w:after="80"/>
+      </w:pPr>
+      <w:r>
+        <w:rPr>
+          <w:b/>
+          <w:bCs/>
+          <w:color w:val="1FA6A2"/>
+          <w:sz w:val="22"/>
+          <w:szCs w:val="22"/>
+        </w:rPr>
+        <w:t xml:space="preserve">☐  </w:t>
+      </w:r>
+      <w:r>
+        <w:rPr>
+          <w:sz w:val="20"/>
+          <w:szCs w:val="20"/>
+        </w:rPr>
+        <w:t xml:space="preserve">I used math evidence: numbers, an equation, a model, or a comparison.</w:t>
+      </w:r>
+      <w:r>
+        <w:rPr>
+          <w:i/>
+          <w:iCs/>
+          <w:color w:val="5F6F80"/>
+          <w:sz w:val="18"/>
+          <w:szCs w:val="18"/>
+        </w:rPr>
+        <w:br/>
+        <w:t xml:space="preserve">Usé evidencia matemática: números, una ecuación, un modelo o una comparación.</w:t>
+      </w:r>
+    </w:p>
+    <w:p>
+      <w:pPr>
+        <w:spacing w:after="80"/>
+      </w:pPr>
+      <w:r>
+        <w:rPr>
+          <w:b/>
+          <w:bCs/>
+          <w:color w:val="1FA6A2"/>
+          <w:sz w:val="22"/>
+          <w:szCs w:val="22"/>
+        </w:rPr>
+        <w:t xml:space="preserve">☐  </w:t>
+      </w:r>
+      <w:r>
+        <w:rPr>
+          <w:sz w:val="20"/>
+          <w:szCs w:val="20"/>
+        </w:rPr>
+        <w:t xml:space="preserve">I explained how the evidence proves my answer.</w:t>
+      </w:r>
+      <w:r>
+        <w:rPr>
+          <w:i/>
+          <w:iCs/>
+          <w:color w:val="5F6F80"/>
+          <w:sz w:val="18"/>
+          <w:szCs w:val="18"/>
+        </w:rPr>
+        <w:br/>
+        <w:t xml:space="preserve">Expliqué cómo la evidencia demuestra mi respuesta.</w:t>
+      </w:r>
+    </w:p>
+    <w:p>
+      <w:pPr>
+        <w:spacing w:after="80"/>
+      </w:pPr>
+      <w:r>
+        <w:rPr>
+          <w:b/>
+          <w:bCs/>
+          <w:color w:val="1FA6A2"/>
+          <w:sz w:val="22"/>
+          <w:szCs w:val="22"/>
+        </w:rPr>
+        <w:t xml:space="preserve">☐  </w:t>
+      </w:r>
+      <w:r>
+        <w:rPr>
+          <w:sz w:val="20"/>
+          <w:szCs w:val="20"/>
+        </w:rPr>
+        <w:t xml:space="preserve">I used at least two math words.</w:t>
+      </w:r>
+      <w:r>
+        <w:rPr>
+          <w:i/>
+          <w:iCs/>
+          <w:color w:val="5F6F80"/>
+          <w:sz w:val="18"/>
+          <w:szCs w:val="18"/>
+        </w:rPr>
+        <w:br/>
+        <w:t xml:space="preserve">Usé por lo menos dos palabras matemáticas.</w:t>
+      </w:r>
+    </w:p>
+    <w:p>
+      <w:pPr>
+        <w:spacing w:after="80"/>
+      </w:pPr>
+      <w:r>
+        <w:rPr>
+          <w:b/>
+          <w:bCs/>
+          <w:color w:val="1FA6A2"/>
+          <w:sz w:val="22"/>
+          <w:szCs w:val="22"/>
+        </w:rPr>
+        <w:t xml:space="preserve">☐  </w:t>
+      </w:r>
+      <w:r>
+        <w:rPr>
+          <w:sz w:val="20"/>
+          <w:szCs w:val="20"/>
+        </w:rPr>
+        <w:t xml:space="preserve">I reread complete sentences and punctuation.</w:t>
+      </w:r>
+      <w:r>
+        <w:rPr>
+          <w:i/>
+          <w:iCs/>
+          <w:color w:val="5F6F80"/>
+          <w:sz w:val="18"/>
+          <w:szCs w:val="18"/>
+        </w:rPr>
+        <w:br/>
+        <w:t xml:space="preserve">Volví a leer mis oraciones completas y la puntuación.</w:t>
       </w:r>
     </w:p>
     <w:p>
